--- a/PlaceOS_지원서류_2_경력기술서.docx
+++ b/PlaceOS_지원서류_2_경력기술서.docx
@@ -3060,7 +3060,44 @@
           <w:color w:val="16202E"/>
           <w:sz w:val="21"/>
         </w:rPr>
-        <w:t>합의한 전제는 문장이 아니라 테스트와 타입으로 고정합니다. 예: 예산 항목을 정수 퍼센트 타입으로 두어 절대 금액이 들어갈 수 없게 했습니다.</w:t>
+        <w:t>합의한 전제는 문장이 아니라 테스트와 타입으로 고정합니다. 예: 예산 항목을 정수 퍼센트 타입으로 두어 절대 금액이 구조적으로 들어갈 수 없게 했습니다. 현재 백엔드 테스트 351개(34개 파일)가 GitHub Actions 에서 돌고, 통과해야만 배포됩니다.</w:t>
+      </w:r>
+    </w:p>
+    <w:p>
+      <w:pPr>
+        <w:spacing w:before="0" w:after="80" w:line="348" w:lineRule="auto"/>
+        <w:ind w:left="283" w:hanging="283"/>
+        <w:jc w:val="both"/>
+      </w:pPr>
+      <w:r>
+        <w:rPr>
+          <w:rFonts w:ascii="Noto Sans KR" w:hAnsi="Noto Sans KR" w:eastAsia="Noto Sans KR" w:cs="Noto Sans KR"/>
+          <w:b/>
+          <w:i w:val="0"/>
+          <w:color w:val="9C4221"/>
+          <w:sz w:val="21"/>
+        </w:rPr>
+        <w:t xml:space="preserve">—  </w:t>
+      </w:r>
+      <w:r>
+        <w:rPr>
+          <w:rFonts w:ascii="Noto Sans KR" w:hAnsi="Noto Sans KR" w:eastAsia="Noto Sans KR" w:cs="Noto Sans KR"/>
+          <w:b/>
+          <w:i w:val="0"/>
+          <w:color w:val="1B3A5C"/>
+          <w:sz w:val="21"/>
+        </w:rPr>
+        <w:t xml:space="preserve">검증 절차 · </w:t>
+      </w:r>
+      <w:r>
+        <w:rPr>
+          <w:rFonts w:ascii="Noto Sans KR" w:hAnsi="Noto Sans KR" w:eastAsia="Noto Sans KR" w:cs="Noto Sans KR"/>
+          <w:b w:val="0"/>
+          <w:i w:val="0"/>
+          <w:color w:val="16202E"/>
+          <w:sz w:val="21"/>
+        </w:rPr>
+        <w:t>변경 직후 정적 3종(백엔드 테스트 · 프론트 빌드 타입체크 · 모델 임포트)을 항상 돌립니다. 다만 이 저장소에서 실제로 밟은 함정은 전부 '테스트는 통과하는데 화면과 데이터가 틀린' 자리에서 나왔기 때문에, 로컬에서 앱을 띄워 API 응답과 지도 화면까지 확인하는 절차를 따로 두고 있습니다.</w:t>
       </w:r>
     </w:p>
     <w:p>
@@ -3097,7 +3134,7 @@
           <w:color w:val="16202E"/>
           <w:sz w:val="21"/>
         </w:rPr>
-        <w:t>Cursor · Claude Code 를 활용한 AI 보조 개발. 생성된 코드는 머지 전 실행 검증.</w:t>
+        <w:t>Cursor 와 Claude Code 를 활용해 개발합니다. 무엇을 만들지와 그 결과가 맞는지는 제가 판단하며, 위 검증 체계가 그 판단을 강제합니다.</w:t>
       </w:r>
     </w:p>
     <w:sectPr>
